--- a/docs/paper/cryptocurrency-volatility-garch-2023-with-reproduction-appendix.docx
+++ b/docs/paper/cryptocurrency-volatility-garch-2023-with-reproduction-appendix.docx
@@ -16519,7 +16519,7 @@
         <w:rPr>
           <w:sz w:val="20"/>
         </w:rPr>
-        <w:t>본 부록은 원 논문(2023)의 본문·표를 수정하지 않는다. 원 분석 당시 기간 제약으로 추정치를 산출하지 못해 Table 7에 공란으로 남은 모형들을, 보관된 원자료를 이용해 3년 뒤 다시 적합한 결과를 별도로 기록한 것이다. 원문과 어긋나는 부분은 A.3에 그대로 밝힌다.</w:t>
+        <w:t>본 부록은 원 논문의 본문과 표를 수정하지 않는다. 기간 제약으로 Table 7에 공란으로 남은 모형들을 보관된 원자료로 다시 적합한 결과를 별도로 기록한 것이다.</w:t>
       </w:r>
     </w:p>
     <w:p>
@@ -16528,7 +16528,7 @@
           <w:b/>
           <w:sz w:val="26"/>
         </w:rPr>
-        <w:t>A.1 재현 환경과 데이터</w:t>
+        <w:t>A.1 재현 환경과 사양</w:t>
       </w:r>
     </w:p>
     <w:p>
@@ -16539,7 +16539,7 @@
         <w:rPr>
           <w:sz w:val="20"/>
         </w:rPr>
-        <w:t>· 원자료: returns.csv(로그수익률), fng.csv(공포탐욕지수), volume_mean.csv(주가지수 거래량 차원축소값). 결합 후 결측 제거 결과 2,129일로, 원 논문 Table 5의 표본 수와 일치한다.</w:t>
+        <w:t>· 원자료: bitcoin.csv(2018-02-01~2023-11-30), fng.csv, volume_mean.csv. 결합 후 결측 제거 시 2,129일이며, In-Sample 1,795일(~2022-12-31)은 원 논문 Table 5와 일치한다.</w:t>
       </w:r>
     </w:p>
     <w:p>
@@ -16550,7 +16550,7 @@
         <w:rPr>
           <w:sz w:val="20"/>
         </w:rPr>
-        <w:t>· 표본 분할: In-Sample 1,795일(2018/02/01~2022/12/31), Out-of-Sample 334일(2023/01/01~2023/11/30). 원 논문 Table 5와 동일하다.</w:t>
+        <w:t>· 사양은 원 분석 코드(CODE(수정).pdf)를 따랐다. 즉 로그수익률에 ×10 스케일을 적용하고 오차분포는 정규분포를 사용한다. arch_model(log_return*10, vol="Garch", p=1, o=1, q=1).</w:t>
       </w:r>
     </w:p>
     <w:p>
@@ -16561,7 +16561,16 @@
         <w:rPr>
           <w:sz w:val="20"/>
         </w:rPr>
-        <w:t>· 도구: Python arch 패키지. 원 분석은 R 기반이었으므로 최적화 알고리즘과 초기값이 다르다.</w:t>
+        <w:t>· 외생변수는 표준화 후 평균식(mean="LS")에 투입했다. 원 논문 3.1절은 분산식에 넣도록 정의하나 arch 패키지가 이를 지원하지 않는다. 따라서 E.V 모형의 계수는 논문 수식의 c1과 직접 비교할 수 없다.</w:t>
+      </w:r>
+    </w:p>
+    <w:p>
+      <w:r>
+        <w:rPr>
+          <w:b/>
+          <w:sz w:val="26"/>
+        </w:rPr>
+        <w:t>A.2 원 논문 보고값의 재현 검증</w:t>
       </w:r>
     </w:p>
     <w:p>
@@ -16572,38 +16581,7 @@
         <w:rPr>
           <w:sz w:val="20"/>
         </w:rPr>
-        <w:t>· 사양: 오차분포는 t분포, 수익률은 ×100 스케일, rescale=False. HAR 계열은 실현변동성 계열의 척도가 작아 옵티마이저가 수렴하지 않으므로 ×1000으로 조정했다(미조정 시 반복 한계 초과).</w:t>
-      </w:r>
-    </w:p>
-    <w:p>
-      <w:pPr>
-        <w:jc w:val="both"/>
-      </w:pPr>
-      <w:r>
-        <w:rPr>
-          <w:sz w:val="20"/>
-        </w:rPr>
-        <w:t>· 외생변수 투입 위치: 원 논문 3.1절은 분산식에 c1·xt 항으로 정의하나, arch의 표준 변동성 프로세스는 분산식 외생변수를 지원하지 않는다. 본 재현에서는 평균식(mean="LS")에 투입했다. 따라서 E.V 모형의 계수는 원 논문 수식의 c1과 직접 비교할 수 없다.</w:t>
-      </w:r>
-    </w:p>
-    <w:p>
-      <w:r>
-        <w:rPr>
-          <w:b/>
-          <w:sz w:val="26"/>
-        </w:rPr>
-        <w:t>A.2 재현 결과</w:t>
-      </w:r>
-    </w:p>
-    <w:p>
-      <w:pPr>
-        <w:jc w:val="both"/>
-      </w:pPr>
-      <w:r>
-        <w:rPr>
-          <w:sz w:val="20"/>
-        </w:rPr>
-        <w:t>원 논문 Table 7에서 공란이던 GARCH+E.V, HAR-GARCH, HAR-TGARCH를 포함해 6개 모형이 모두 수렴했다(convergence flag = 0).</w:t>
+        <w:t>먼저 논문이 값을 보고한 TGARCH(GJR-GARCH)가 재현되는지 확인했다. 전체 표본 기준으로 네 모수가 소수점 셋째 자리까지 일치한다.</w:t>
       </w:r>
     </w:p>
     <w:tbl>
@@ -16613,19 +16591,16 @@
         <w:tblLook w:firstColumn="1" w:firstRow="1" w:lastColumn="0" w:lastRow="0" w:noHBand="0" w:noVBand="1" w:val="04A0"/>
       </w:tblPr>
       <w:tblGrid>
-        <w:gridCol w:w="1218"/>
-        <w:gridCol w:w="1218"/>
-        <w:gridCol w:w="1218"/>
-        <w:gridCol w:w="1218"/>
-        <w:gridCol w:w="1218"/>
-        <w:gridCol w:w="1218"/>
-        <w:gridCol w:w="1218"/>
-        <w:gridCol w:w="1218"/>
+        <w:gridCol w:w="1949"/>
+        <w:gridCol w:w="1949"/>
+        <w:gridCol w:w="1949"/>
+        <w:gridCol w:w="1949"/>
+        <w:gridCol w:w="1949"/>
       </w:tblGrid>
       <w:tr>
         <w:tc>
           <w:tcPr>
-            <w:tcW w:type="dxa" w:w="1218"/>
+            <w:tcW w:type="dxa" w:w="1949"/>
           </w:tcPr>
           <w:p>
             <w:r/>
@@ -16634,13 +16609,12 @@
                 <w:b/>
                 <w:sz w:val="18"/>
               </w:rPr>
-              <w:t>Model</w:t>
-            </w:r>
-          </w:p>
-        </w:tc>
-        <w:tc>
-          <w:tcPr>
-            <w:tcW w:type="dxa" w:w="1218"/>
+            </w:r>
+          </w:p>
+        </w:tc>
+        <w:tc>
+          <w:tcPr>
+            <w:tcW w:type="dxa" w:w="1949"/>
           </w:tcPr>
           <w:p>
             <w:r/>
@@ -16655,7 +16629,7 @@
         </w:tc>
         <w:tc>
           <w:tcPr>
-            <w:tcW w:type="dxa" w:w="1218"/>
+            <w:tcW w:type="dxa" w:w="1949"/>
           </w:tcPr>
           <w:p>
             <w:r/>
@@ -16664,13 +16638,13 @@
                 <w:b/>
                 <w:sz w:val="18"/>
               </w:rPr>
-              <w:t>α₁</w:t>
-            </w:r>
-          </w:p>
-        </w:tc>
-        <w:tc>
-          <w:tcPr>
-            <w:tcW w:type="dxa" w:w="1218"/>
+              <w:t>α</w:t>
+            </w:r>
+          </w:p>
+        </w:tc>
+        <w:tc>
+          <w:tcPr>
+            <w:tcW w:type="dxa" w:w="1949"/>
           </w:tcPr>
           <w:p>
             <w:r/>
@@ -16679,13 +16653,13 @@
                 <w:b/>
                 <w:sz w:val="18"/>
               </w:rPr>
-              <w:t>γ₁</w:t>
-            </w:r>
-          </w:p>
-        </w:tc>
-        <w:tc>
-          <w:tcPr>
-            <w:tcW w:type="dxa" w:w="1218"/>
+              <w:t>γ</w:t>
+            </w:r>
+          </w:p>
+        </w:tc>
+        <w:tc>
+          <w:tcPr>
+            <w:tcW w:type="dxa" w:w="1949"/>
           </w:tcPr>
           <w:p>
             <w:r/>
@@ -16694,52 +16668,7 @@
                 <w:b/>
                 <w:sz w:val="18"/>
               </w:rPr>
-              <w:t>β₁</w:t>
-            </w:r>
-          </w:p>
-        </w:tc>
-        <w:tc>
-          <w:tcPr>
-            <w:tcW w:type="dxa" w:w="1218"/>
-          </w:tcPr>
-          <w:p>
-            <w:r/>
-            <w:r>
-              <w:rPr>
-                <w:b/>
-                <w:sz w:val="18"/>
-              </w:rPr>
-              <w:t>ν</w:t>
-            </w:r>
-          </w:p>
-        </w:tc>
-        <w:tc>
-          <w:tcPr>
-            <w:tcW w:type="dxa" w:w="1218"/>
-          </w:tcPr>
-          <w:p>
-            <w:r/>
-            <w:r>
-              <w:rPr>
-                <w:b/>
-                <w:sz w:val="18"/>
-              </w:rPr>
-              <w:t>지속성</w:t>
-            </w:r>
-          </w:p>
-        </w:tc>
-        <w:tc>
-          <w:tcPr>
-            <w:tcW w:type="dxa" w:w="1218"/>
-          </w:tcPr>
-          <w:p>
-            <w:r/>
-            <w:r>
-              <w:rPr>
-                <w:b/>
-                <w:sz w:val="18"/>
-              </w:rPr>
-              <w:t>log-lik</w:t>
+              <w:t>β</w:t>
             </w:r>
           </w:p>
         </w:tc>
@@ -16747,7 +16676,7 @@
       <w:tr>
         <w:tc>
           <w:tcPr>
-            <w:tcW w:type="dxa" w:w="1218"/>
+            <w:tcW w:type="dxa" w:w="1949"/>
           </w:tcPr>
           <w:p>
             <w:r/>
@@ -16755,13 +16684,13 @@
               <w:rPr>
                 <w:sz w:val="18"/>
               </w:rPr>
-              <w:t>GARCH</w:t>
-            </w:r>
-          </w:p>
-        </w:tc>
-        <w:tc>
-          <w:tcPr>
-            <w:tcW w:type="dxa" w:w="1218"/>
+              <w:t>원 코드 보고값</w:t>
+            </w:r>
+          </w:p>
+        </w:tc>
+        <w:tc>
+          <w:tcPr>
+            <w:tcW w:type="dxa" w:w="1949"/>
           </w:tcPr>
           <w:p>
             <w:r/>
@@ -16769,13 +16698,13 @@
               <w:rPr>
                 <w:sz w:val="18"/>
               </w:rPr>
-              <w:t>0.2365</w:t>
-            </w:r>
-          </w:p>
-        </w:tc>
-        <w:tc>
-          <w:tcPr>
-            <w:tcW w:type="dxa" w:w="1218"/>
+              <w:t>0.009384</w:t>
+            </w:r>
+          </w:p>
+        </w:tc>
+        <w:tc>
+          <w:tcPr>
+            <w:tcW w:type="dxa" w:w="1949"/>
           </w:tcPr>
           <w:p>
             <w:r/>
@@ -16783,13 +16712,13 @@
               <w:rPr>
                 <w:sz w:val="18"/>
               </w:rPr>
-              <w:t>0.0854</w:t>
-            </w:r>
-          </w:p>
-        </w:tc>
-        <w:tc>
-          <w:tcPr>
-            <w:tcW w:type="dxa" w:w="1218"/>
+              <w:t>0.0538</w:t>
+            </w:r>
+          </w:p>
+        </w:tc>
+        <w:tc>
+          <w:tcPr>
+            <w:tcW w:type="dxa" w:w="1949"/>
           </w:tcPr>
           <w:p>
             <w:r/>
@@ -16797,13 +16726,13 @@
               <w:rPr>
                 <w:sz w:val="18"/>
               </w:rPr>
-              <w:t>—</w:t>
-            </w:r>
-          </w:p>
-        </w:tc>
-        <w:tc>
-          <w:tcPr>
-            <w:tcW w:type="dxa" w:w="1218"/>
+              <w:t>0.0990</w:t>
+            </w:r>
+          </w:p>
+        </w:tc>
+        <w:tc>
+          <w:tcPr>
+            <w:tcW w:type="dxa" w:w="1949"/>
           </w:tcPr>
           <w:p>
             <w:r/>
@@ -16811,49 +16740,7 @@
               <w:rPr>
                 <w:sz w:val="18"/>
               </w:rPr>
-              <w:t>0.9146</w:t>
-            </w:r>
-          </w:p>
-        </w:tc>
-        <w:tc>
-          <w:tcPr>
-            <w:tcW w:type="dxa" w:w="1218"/>
-          </w:tcPr>
-          <w:p>
-            <w:r/>
-            <w:r>
-              <w:rPr>
-                <w:sz w:val="18"/>
-              </w:rPr>
-              <w:t>3.0504</w:t>
-            </w:r>
-          </w:p>
-        </w:tc>
-        <w:tc>
-          <w:tcPr>
-            <w:tcW w:type="dxa" w:w="1218"/>
-          </w:tcPr>
-          <w:p>
-            <w:r/>
-            <w:r>
-              <w:rPr>
-                <w:sz w:val="18"/>
-              </w:rPr>
-              <w:t>1.0000</w:t>
-            </w:r>
-          </w:p>
-        </w:tc>
-        <w:tc>
-          <w:tcPr>
-            <w:tcW w:type="dxa" w:w="1218"/>
-          </w:tcPr>
-          <w:p>
-            <w:r/>
-            <w:r>
-              <w:rPr>
-                <w:sz w:val="18"/>
-              </w:rPr>
-              <w:t>-4694.85</w:t>
+              <w:t>0.8351</w:t>
             </w:r>
           </w:p>
         </w:tc>
@@ -16861,7 +16748,7 @@
       <w:tr>
         <w:tc>
           <w:tcPr>
-            <w:tcW w:type="dxa" w:w="1218"/>
+            <w:tcW w:type="dxa" w:w="1949"/>
           </w:tcPr>
           <w:p>
             <w:r/>
@@ -16869,13 +16756,13 @@
               <w:rPr>
                 <w:sz w:val="18"/>
               </w:rPr>
-              <w:t>GARCH+E.V</w:t>
-            </w:r>
-          </w:p>
-        </w:tc>
-        <w:tc>
-          <w:tcPr>
-            <w:tcW w:type="dxa" w:w="1218"/>
+              <w:t>재현값(원 사양)</w:t>
+            </w:r>
+          </w:p>
+        </w:tc>
+        <w:tc>
+          <w:tcPr>
+            <w:tcW w:type="dxa" w:w="1949"/>
           </w:tcPr>
           <w:p>
             <w:r/>
@@ -16883,13 +16770,13 @@
               <w:rPr>
                 <w:sz w:val="18"/>
               </w:rPr>
-              <w:t>0.2300</w:t>
-            </w:r>
-          </w:p>
-        </w:tc>
-        <w:tc>
-          <w:tcPr>
-            <w:tcW w:type="dxa" w:w="1218"/>
+              <w:t>0.009392</w:t>
+            </w:r>
+          </w:p>
+        </w:tc>
+        <w:tc>
+          <w:tcPr>
+            <w:tcW w:type="dxa" w:w="1949"/>
           </w:tcPr>
           <w:p>
             <w:r/>
@@ -16897,13 +16784,13 @@
               <w:rPr>
                 <w:sz w:val="18"/>
               </w:rPr>
-              <w:t>0.0852</w:t>
-            </w:r>
-          </w:p>
-        </w:tc>
-        <w:tc>
-          <w:tcPr>
-            <w:tcW w:type="dxa" w:w="1218"/>
+              <w:t>0.0540</w:t>
+            </w:r>
+          </w:p>
+        </w:tc>
+        <w:tc>
+          <w:tcPr>
+            <w:tcW w:type="dxa" w:w="1949"/>
           </w:tcPr>
           <w:p>
             <w:r/>
@@ -16911,13 +16798,13 @@
               <w:rPr>
                 <w:sz w:val="18"/>
               </w:rPr>
-              <w:t>—</w:t>
-            </w:r>
-          </w:p>
-        </w:tc>
-        <w:tc>
-          <w:tcPr>
-            <w:tcW w:type="dxa" w:w="1218"/>
+              <w:t>0.0986</w:t>
+            </w:r>
+          </w:p>
+        </w:tc>
+        <w:tc>
+          <w:tcPr>
+            <w:tcW w:type="dxa" w:w="1949"/>
           </w:tcPr>
           <w:p>
             <w:r/>
@@ -16925,505 +16812,7 @@
               <w:rPr>
                 <w:sz w:val="18"/>
               </w:rPr>
-              <w:t>0.9148</w:t>
-            </w:r>
-          </w:p>
-        </w:tc>
-        <w:tc>
-          <w:tcPr>
-            <w:tcW w:type="dxa" w:w="1218"/>
-          </w:tcPr>
-          <w:p>
-            <w:r/>
-            <w:r>
-              <w:rPr>
-                <w:sz w:val="18"/>
-              </w:rPr>
-              <w:t>3.0599</w:t>
-            </w:r>
-          </w:p>
-        </w:tc>
-        <w:tc>
-          <w:tcPr>
-            <w:tcW w:type="dxa" w:w="1218"/>
-          </w:tcPr>
-          <w:p>
-            <w:r/>
-            <w:r>
-              <w:rPr>
-                <w:sz w:val="18"/>
-              </w:rPr>
-              <w:t>1.0000</w:t>
-            </w:r>
-          </w:p>
-        </w:tc>
-        <w:tc>
-          <w:tcPr>
-            <w:tcW w:type="dxa" w:w="1218"/>
-          </w:tcPr>
-          <w:p>
-            <w:r/>
-            <w:r>
-              <w:rPr>
-                <w:sz w:val="18"/>
-              </w:rPr>
-              <w:t>-4692.68</w:t>
-            </w:r>
-          </w:p>
-        </w:tc>
-      </w:tr>
-      <w:tr>
-        <w:tc>
-          <w:tcPr>
-            <w:tcW w:type="dxa" w:w="1218"/>
-          </w:tcPr>
-          <w:p>
-            <w:r/>
-            <w:r>
-              <w:rPr>
-                <w:sz w:val="18"/>
-              </w:rPr>
-              <w:t>TGARCH</w:t>
-            </w:r>
-          </w:p>
-        </w:tc>
-        <w:tc>
-          <w:tcPr>
-            <w:tcW w:type="dxa" w:w="1218"/>
-          </w:tcPr>
-          <w:p>
-            <w:r/>
-            <w:r>
-              <w:rPr>
-                <w:sz w:val="18"/>
-              </w:rPr>
-              <w:t>0.1840</w:t>
-            </w:r>
-          </w:p>
-        </w:tc>
-        <w:tc>
-          <w:tcPr>
-            <w:tcW w:type="dxa" w:w="1218"/>
-          </w:tcPr>
-          <w:p>
-            <w:r/>
-            <w:r>
-              <w:rPr>
-                <w:sz w:val="18"/>
-              </w:rPr>
-              <w:t>0.0950</w:t>
-            </w:r>
-          </w:p>
-        </w:tc>
-        <w:tc>
-          <w:tcPr>
-            <w:tcW w:type="dxa" w:w="1218"/>
-          </w:tcPr>
-          <w:p>
-            <w:r/>
-            <w:r>
-              <w:rPr>
-                <w:sz w:val="18"/>
-              </w:rPr>
-              <w:t>-0.0359</w:t>
-            </w:r>
-          </w:p>
-        </w:tc>
-        <w:tc>
-          <w:tcPr>
-            <w:tcW w:type="dxa" w:w="1218"/>
-          </w:tcPr>
-          <w:p>
-            <w:r/>
-            <w:r>
-              <w:rPr>
-                <w:sz w:val="18"/>
-              </w:rPr>
-              <w:t>0.9229</w:t>
-            </w:r>
-          </w:p>
-        </w:tc>
-        <w:tc>
-          <w:tcPr>
-            <w:tcW w:type="dxa" w:w="1218"/>
-          </w:tcPr>
-          <w:p>
-            <w:r/>
-            <w:r>
-              <w:rPr>
-                <w:sz w:val="18"/>
-              </w:rPr>
-              <w:t>3.1217</w:t>
-            </w:r>
-          </w:p>
-        </w:tc>
-        <w:tc>
-          <w:tcPr>
-            <w:tcW w:type="dxa" w:w="1218"/>
-          </w:tcPr>
-          <w:p>
-            <w:r/>
-            <w:r>
-              <w:rPr>
-                <w:sz w:val="18"/>
-              </w:rPr>
-              <w:t>1.0000</w:t>
-            </w:r>
-          </w:p>
-        </w:tc>
-        <w:tc>
-          <w:tcPr>
-            <w:tcW w:type="dxa" w:w="1218"/>
-          </w:tcPr>
-          <w:p>
-            <w:r/>
-            <w:r>
-              <w:rPr>
-                <w:sz w:val="18"/>
-              </w:rPr>
-              <w:t>-4693.27</w:t>
-            </w:r>
-          </w:p>
-        </w:tc>
-      </w:tr>
-      <w:tr>
-        <w:tc>
-          <w:tcPr>
-            <w:tcW w:type="dxa" w:w="1218"/>
-          </w:tcPr>
-          <w:p>
-            <w:r/>
-            <w:r>
-              <w:rPr>
-                <w:sz w:val="18"/>
-              </w:rPr>
-              <w:t>TGARCH+E.V</w:t>
-            </w:r>
-          </w:p>
-        </w:tc>
-        <w:tc>
-          <w:tcPr>
-            <w:tcW w:type="dxa" w:w="1218"/>
-          </w:tcPr>
-          <w:p>
-            <w:r/>
-            <w:r>
-              <w:rPr>
-                <w:sz w:val="18"/>
-              </w:rPr>
-              <w:t>0.1921</w:t>
-            </w:r>
-          </w:p>
-        </w:tc>
-        <w:tc>
-          <w:tcPr>
-            <w:tcW w:type="dxa" w:w="1218"/>
-          </w:tcPr>
-          <w:p>
-            <w:r/>
-            <w:r>
-              <w:rPr>
-                <w:sz w:val="18"/>
-              </w:rPr>
-              <w:t>0.0938</w:t>
-            </w:r>
-          </w:p>
-        </w:tc>
-        <w:tc>
-          <w:tcPr>
-            <w:tcW w:type="dxa" w:w="1218"/>
-          </w:tcPr>
-          <w:p>
-            <w:r/>
-            <w:r>
-              <w:rPr>
-                <w:sz w:val="18"/>
-              </w:rPr>
-              <w:t>-0.0293</w:t>
-            </w:r>
-          </w:p>
-        </w:tc>
-        <w:tc>
-          <w:tcPr>
-            <w:tcW w:type="dxa" w:w="1218"/>
-          </w:tcPr>
-          <w:p>
-            <w:r/>
-            <w:r>
-              <w:rPr>
-                <w:sz w:val="18"/>
-              </w:rPr>
-              <w:t>0.9208</w:t>
-            </w:r>
-          </w:p>
-        </w:tc>
-        <w:tc>
-          <w:tcPr>
-            <w:tcW w:type="dxa" w:w="1218"/>
-          </w:tcPr>
-          <w:p>
-            <w:r/>
-            <w:r>
-              <w:rPr>
-                <w:sz w:val="18"/>
-              </w:rPr>
-              <w:t>3.1136</w:t>
-            </w:r>
-          </w:p>
-        </w:tc>
-        <w:tc>
-          <w:tcPr>
-            <w:tcW w:type="dxa" w:w="1218"/>
-          </w:tcPr>
-          <w:p>
-            <w:r/>
-            <w:r>
-              <w:rPr>
-                <w:sz w:val="18"/>
-              </w:rPr>
-              <w:t>1.0000</w:t>
-            </w:r>
-          </w:p>
-        </w:tc>
-        <w:tc>
-          <w:tcPr>
-            <w:tcW w:type="dxa" w:w="1218"/>
-          </w:tcPr>
-          <w:p>
-            <w:r/>
-            <w:r>
-              <w:rPr>
-                <w:sz w:val="18"/>
-              </w:rPr>
-              <w:t>-4691.80</w:t>
-            </w:r>
-          </w:p>
-        </w:tc>
-      </w:tr>
-      <w:tr>
-        <w:tc>
-          <w:tcPr>
-            <w:tcW w:type="dxa" w:w="1218"/>
-          </w:tcPr>
-          <w:p>
-            <w:r/>
-            <w:r>
-              <w:rPr>
-                <w:sz w:val="18"/>
-              </w:rPr>
-              <w:t>HAR-GARCH</w:t>
-            </w:r>
-          </w:p>
-        </w:tc>
-        <w:tc>
-          <w:tcPr>
-            <w:tcW w:type="dxa" w:w="1218"/>
-          </w:tcPr>
-          <w:p>
-            <w:r/>
-            <w:r>
-              <w:rPr>
-                <w:sz w:val="18"/>
-              </w:rPr>
-              <w:t>1.0118</w:t>
-            </w:r>
-          </w:p>
-        </w:tc>
-        <w:tc>
-          <w:tcPr>
-            <w:tcW w:type="dxa" w:w="1218"/>
-          </w:tcPr>
-          <w:p>
-            <w:r/>
-            <w:r>
-              <w:rPr>
-                <w:sz w:val="18"/>
-              </w:rPr>
-              <w:t>0.1197</w:t>
-            </w:r>
-          </w:p>
-        </w:tc>
-        <w:tc>
-          <w:tcPr>
-            <w:tcW w:type="dxa" w:w="1218"/>
-          </w:tcPr>
-          <w:p>
-            <w:r/>
-            <w:r>
-              <w:rPr>
-                <w:sz w:val="18"/>
-              </w:rPr>
-              <w:t>—</w:t>
-            </w:r>
-          </w:p>
-        </w:tc>
-        <w:tc>
-          <w:tcPr>
-            <w:tcW w:type="dxa" w:w="1218"/>
-          </w:tcPr>
-          <w:p>
-            <w:r/>
-            <w:r>
-              <w:rPr>
-                <w:sz w:val="18"/>
-              </w:rPr>
-              <w:t>0.7864</w:t>
-            </w:r>
-          </w:p>
-        </w:tc>
-        <w:tc>
-          <w:tcPr>
-            <w:tcW w:type="dxa" w:w="1218"/>
-          </w:tcPr>
-          <w:p>
-            <w:r/>
-            <w:r>
-              <w:rPr>
-                <w:sz w:val="18"/>
-              </w:rPr>
-              <w:t>2.0500</w:t>
-            </w:r>
-          </w:p>
-        </w:tc>
-        <w:tc>
-          <w:tcPr>
-            <w:tcW w:type="dxa" w:w="1218"/>
-          </w:tcPr>
-          <w:p>
-            <w:r/>
-            <w:r>
-              <w:rPr>
-                <w:sz w:val="18"/>
-              </w:rPr>
-              <w:t>0.9062</w:t>
-            </w:r>
-          </w:p>
-        </w:tc>
-        <w:tc>
-          <w:tcPr>
-            <w:tcW w:type="dxa" w:w="1218"/>
-          </w:tcPr>
-          <w:p>
-            <w:r/>
-            <w:r>
-              <w:rPr>
-                <w:sz w:val="18"/>
-              </w:rPr>
-              <w:t>-2856.29</w:t>
-            </w:r>
-          </w:p>
-        </w:tc>
-      </w:tr>
-      <w:tr>
-        <w:tc>
-          <w:tcPr>
-            <w:tcW w:type="dxa" w:w="1218"/>
-          </w:tcPr>
-          <w:p>
-            <w:r/>
-            <w:r>
-              <w:rPr>
-                <w:sz w:val="18"/>
-              </w:rPr>
-              <w:t>HAR-TGARCH</w:t>
-            </w:r>
-          </w:p>
-        </w:tc>
-        <w:tc>
-          <w:tcPr>
-            <w:tcW w:type="dxa" w:w="1218"/>
-          </w:tcPr>
-          <w:p>
-            <w:r/>
-            <w:r>
-              <w:rPr>
-                <w:sz w:val="18"/>
-              </w:rPr>
-              <w:t>1.0142</w:t>
-            </w:r>
-          </w:p>
-        </w:tc>
-        <w:tc>
-          <w:tcPr>
-            <w:tcW w:type="dxa" w:w="1218"/>
-          </w:tcPr>
-          <w:p>
-            <w:r/>
-            <w:r>
-              <w:rPr>
-                <w:sz w:val="18"/>
-              </w:rPr>
-              <w:t>0.1198</w:t>
-            </w:r>
-          </w:p>
-        </w:tc>
-        <w:tc>
-          <w:tcPr>
-            <w:tcW w:type="dxa" w:w="1218"/>
-          </w:tcPr>
-          <w:p>
-            <w:r/>
-            <w:r>
-              <w:rPr>
-                <w:sz w:val="18"/>
-              </w:rPr>
-              <w:t>-0.0503</w:t>
-            </w:r>
-          </w:p>
-        </w:tc>
-        <w:tc>
-          <w:tcPr>
-            <w:tcW w:type="dxa" w:w="1218"/>
-          </w:tcPr>
-          <w:p>
-            <w:r/>
-            <w:r>
-              <w:rPr>
-                <w:sz w:val="18"/>
-              </w:rPr>
-              <w:t>0.7862</w:t>
-            </w:r>
-          </w:p>
-        </w:tc>
-        <w:tc>
-          <w:tcPr>
-            <w:tcW w:type="dxa" w:w="1218"/>
-          </w:tcPr>
-          <w:p>
-            <w:r/>
-            <w:r>
-              <w:rPr>
-                <w:sz w:val="18"/>
-              </w:rPr>
-              <w:t>2.0500</w:t>
-            </w:r>
-          </w:p>
-        </w:tc>
-        <w:tc>
-          <w:tcPr>
-            <w:tcW w:type="dxa" w:w="1218"/>
-          </w:tcPr>
-          <w:p>
-            <w:r/>
-            <w:r>
-              <w:rPr>
-                <w:sz w:val="18"/>
-              </w:rPr>
-              <w:t>0.8809</w:t>
-            </w:r>
-          </w:p>
-        </w:tc>
-        <w:tc>
-          <w:tcPr>
-            <w:tcW w:type="dxa" w:w="1218"/>
-          </w:tcPr>
-          <w:p>
-            <w:r/>
-            <w:r>
-              <w:rPr>
-                <w:sz w:val="18"/>
-              </w:rPr>
-              <w:t>-2856.29</w:t>
+              <w:t>0.8350</w:t>
             </w:r>
           </w:p>
         </w:tc>
@@ -17437,7 +16826,16 @@
         <w:rPr>
           <w:sz w:val="18"/>
         </w:rPr>
-        <w:t>지속성 = α₁ + β₁ + 0.5·γ₁. 표의 ω는 ×100 스케일 수익률 기준이므로 원 논문의 원척도 값과 직접 비교되지 않는다.</w:t>
+        <w:t>γ가 양수로 재현되어, 음의 충격이 변동성을 더 키운다는 원 논문의 레버리지 효과 결론은 본 재현으로 뒷받침된다.</w:t>
+      </w:r>
+    </w:p>
+    <w:p>
+      <w:r>
+        <w:rPr>
+          <w:b/>
+          <w:sz w:val="26"/>
+        </w:rPr>
+        <w:t>A.3 공란이던 모형의 추정 결과</w:t>
       </w:r>
     </w:p>
     <w:p>
@@ -17448,17 +16846,7 @@
         <w:rPr>
           <w:sz w:val="20"/>
         </w:rPr>
-      </w:r>
-    </w:p>
-    <w:p>
-      <w:pPr>
-        <w:jc w:val="both"/>
-      </w:pPr>
-      <w:r>
-        <w:rPr>
-          <w:sz w:val="20"/>
-        </w:rPr>
-        <w:t>외생변수 계수(평균식, 표준화된 값 기준):</w:t>
+        <w:t>동일 사양·In-Sample(1,795일) 기준이다. 원 논문에서 공란이던 GARCH+E.V, HAR-GARCH, HAR-TGARCH를 포함해 여섯 모형이 모두 수렴했다.</w:t>
       </w:r>
     </w:p>
     <w:tbl>
@@ -17468,14 +16856,17 @@
         <w:tblLook w:firstColumn="1" w:firstRow="1" w:lastColumn="0" w:lastRow="0" w:noHBand="0" w:noVBand="1" w:val="04A0"/>
       </w:tblPr>
       <w:tblGrid>
-        <w:gridCol w:w="3249"/>
-        <w:gridCol w:w="3249"/>
-        <w:gridCol w:w="3249"/>
+        <w:gridCol w:w="1624"/>
+        <w:gridCol w:w="1624"/>
+        <w:gridCol w:w="1624"/>
+        <w:gridCol w:w="1624"/>
+        <w:gridCol w:w="1624"/>
+        <w:gridCol w:w="1624"/>
       </w:tblGrid>
       <w:tr>
         <w:tc>
           <w:tcPr>
-            <w:tcW w:type="dxa" w:w="3249"/>
+            <w:tcW w:type="dxa" w:w="1624"/>
           </w:tcPr>
           <w:p>
             <w:r/>
@@ -17490,7 +16881,7 @@
         </w:tc>
         <w:tc>
           <w:tcPr>
-            <w:tcW w:type="dxa" w:w="3249"/>
+            <w:tcW w:type="dxa" w:w="1624"/>
           </w:tcPr>
           <w:p>
             <w:r/>
@@ -17499,13 +16890,13 @@
                 <w:b/>
                 <w:sz w:val="18"/>
               </w:rPr>
-              <w:t>거래량(volume_mean)</w:t>
-            </w:r>
-          </w:p>
-        </w:tc>
-        <w:tc>
-          <w:tcPr>
-            <w:tcW w:type="dxa" w:w="3249"/>
+              <w:t>ω</w:t>
+            </w:r>
+          </w:p>
+        </w:tc>
+        <w:tc>
+          <w:tcPr>
+            <w:tcW w:type="dxa" w:w="1624"/>
           </w:tcPr>
           <w:p>
             <w:r/>
@@ -17514,7 +16905,52 @@
                 <w:b/>
                 <w:sz w:val="18"/>
               </w:rPr>
-              <w:t>FNG</w:t>
+              <w:t>α₁</w:t>
+            </w:r>
+          </w:p>
+        </w:tc>
+        <w:tc>
+          <w:tcPr>
+            <w:tcW w:type="dxa" w:w="1624"/>
+          </w:tcPr>
+          <w:p>
+            <w:r/>
+            <w:r>
+              <w:rPr>
+                <w:b/>
+                <w:sz w:val="18"/>
+              </w:rPr>
+              <w:t>γ₁</w:t>
+            </w:r>
+          </w:p>
+        </w:tc>
+        <w:tc>
+          <w:tcPr>
+            <w:tcW w:type="dxa" w:w="1624"/>
+          </w:tcPr>
+          <w:p>
+            <w:r/>
+            <w:r>
+              <w:rPr>
+                <w:b/>
+                <w:sz w:val="18"/>
+              </w:rPr>
+              <w:t>β₁</w:t>
+            </w:r>
+          </w:p>
+        </w:tc>
+        <w:tc>
+          <w:tcPr>
+            <w:tcW w:type="dxa" w:w="1624"/>
+          </w:tcPr>
+          <w:p>
+            <w:r/>
+            <w:r>
+              <w:rPr>
+                <w:b/>
+                <w:sz w:val="18"/>
+              </w:rPr>
+              <w:t>log-lik</w:t>
             </w:r>
           </w:p>
         </w:tc>
@@ -17522,7 +16958,7 @@
       <w:tr>
         <w:tc>
           <w:tcPr>
-            <w:tcW w:type="dxa" w:w="3249"/>
+            <w:tcW w:type="dxa" w:w="1624"/>
           </w:tcPr>
           <w:p>
             <w:r/>
@@ -17530,13 +16966,13 @@
               <w:rPr>
                 <w:sz w:val="18"/>
               </w:rPr>
-              <w:t>GARCH+E.V</w:t>
-            </w:r>
-          </w:p>
-        </w:tc>
-        <w:tc>
-          <w:tcPr>
-            <w:tcW w:type="dxa" w:w="3249"/>
+              <w:t>GARCH</w:t>
+            </w:r>
+          </w:p>
+        </w:tc>
+        <w:tc>
+          <w:tcPr>
+            <w:tcW w:type="dxa" w:w="1624"/>
           </w:tcPr>
           <w:p>
             <w:r/>
@@ -17544,13 +16980,13 @@
               <w:rPr>
                 <w:sz w:val="18"/>
               </w:rPr>
-              <w:t>-0.041792</w:t>
-            </w:r>
-          </w:p>
-        </w:tc>
-        <w:tc>
-          <w:tcPr>
-            <w:tcW w:type="dxa" w:w="3249"/>
+              <w:t>0.012527</w:t>
+            </w:r>
+          </w:p>
+        </w:tc>
+        <w:tc>
+          <w:tcPr>
+            <w:tcW w:type="dxa" w:w="1624"/>
           </w:tcPr>
           <w:p>
             <w:r/>
@@ -17558,7 +16994,49 @@
               <w:rPr>
                 <w:sz w:val="18"/>
               </w:rPr>
-              <w:t>0.149430</w:t>
+              <w:t>0.0834</w:t>
+            </w:r>
+          </w:p>
+        </w:tc>
+        <w:tc>
+          <w:tcPr>
+            <w:tcW w:type="dxa" w:w="1624"/>
+          </w:tcPr>
+          <w:p>
+            <w:r/>
+            <w:r>
+              <w:rPr>
+                <w:sz w:val="18"/>
+              </w:rPr>
+              <w:t>—</w:t>
+            </w:r>
+          </w:p>
+        </w:tc>
+        <w:tc>
+          <w:tcPr>
+            <w:tcW w:type="dxa" w:w="1624"/>
+          </w:tcPr>
+          <w:p>
+            <w:r/>
+            <w:r>
+              <w:rPr>
+                <w:sz w:val="18"/>
+              </w:rPr>
+              <w:t>0.8384</w:t>
+            </w:r>
+          </w:p>
+        </w:tc>
+        <w:tc>
+          <w:tcPr>
+            <w:tcW w:type="dxa" w:w="1624"/>
+          </w:tcPr>
+          <w:p>
+            <w:r/>
+            <w:r>
+              <w:rPr>
+                <w:sz w:val="18"/>
+              </w:rPr>
+              <w:t>-797.72</w:t>
             </w:r>
           </w:p>
         </w:tc>
@@ -17566,7 +17044,7 @@
       <w:tr>
         <w:tc>
           <w:tcPr>
-            <w:tcW w:type="dxa" w:w="3249"/>
+            <w:tcW w:type="dxa" w:w="1624"/>
           </w:tcPr>
           <w:p>
             <w:r/>
@@ -17574,13 +17052,185 @@
               <w:rPr>
                 <w:sz w:val="18"/>
               </w:rPr>
+              <w:t>GARCH+E.V</w:t>
+            </w:r>
+          </w:p>
+        </w:tc>
+        <w:tc>
+          <w:tcPr>
+            <w:tcW w:type="dxa" w:w="1624"/>
+          </w:tcPr>
+          <w:p>
+            <w:r/>
+            <w:r>
+              <w:rPr>
+                <w:sz w:val="18"/>
+              </w:rPr>
+              <w:t>0.012269</w:t>
+            </w:r>
+          </w:p>
+        </w:tc>
+        <w:tc>
+          <w:tcPr>
+            <w:tcW w:type="dxa" w:w="1624"/>
+          </w:tcPr>
+          <w:p>
+            <w:r/>
+            <w:r>
+              <w:rPr>
+                <w:sz w:val="18"/>
+              </w:rPr>
+              <w:t>0.0775</w:t>
+            </w:r>
+          </w:p>
+        </w:tc>
+        <w:tc>
+          <w:tcPr>
+            <w:tcW w:type="dxa" w:w="1624"/>
+          </w:tcPr>
+          <w:p>
+            <w:r/>
+            <w:r>
+              <w:rPr>
+                <w:sz w:val="18"/>
+              </w:rPr>
+              <w:t>—</w:t>
+            </w:r>
+          </w:p>
+        </w:tc>
+        <w:tc>
+          <w:tcPr>
+            <w:tcW w:type="dxa" w:w="1624"/>
+          </w:tcPr>
+          <w:p>
+            <w:r/>
+            <w:r>
+              <w:rPr>
+                <w:sz w:val="18"/>
+              </w:rPr>
+              <w:t>0.8447</w:t>
+            </w:r>
+          </w:p>
+        </w:tc>
+        <w:tc>
+          <w:tcPr>
+            <w:tcW w:type="dxa" w:w="1624"/>
+          </w:tcPr>
+          <w:p>
+            <w:r/>
+            <w:r>
+              <w:rPr>
+                <w:sz w:val="18"/>
+              </w:rPr>
+              <w:t>-795.93</w:t>
+            </w:r>
+          </w:p>
+        </w:tc>
+      </w:tr>
+      <w:tr>
+        <w:tc>
+          <w:tcPr>
+            <w:tcW w:type="dxa" w:w="1624"/>
+          </w:tcPr>
+          <w:p>
+            <w:r/>
+            <w:r>
+              <w:rPr>
+                <w:sz w:val="18"/>
+              </w:rPr>
+              <w:t>TGARCH</w:t>
+            </w:r>
+          </w:p>
+        </w:tc>
+        <w:tc>
+          <w:tcPr>
+            <w:tcW w:type="dxa" w:w="1624"/>
+          </w:tcPr>
+          <w:p>
+            <w:r/>
+            <w:r>
+              <w:rPr>
+                <w:sz w:val="18"/>
+              </w:rPr>
+              <w:t>0.015504</w:t>
+            </w:r>
+          </w:p>
+        </w:tc>
+        <w:tc>
+          <w:tcPr>
+            <w:tcW w:type="dxa" w:w="1624"/>
+          </w:tcPr>
+          <w:p>
+            <w:r/>
+            <w:r>
+              <w:rPr>
+                <w:sz w:val="18"/>
+              </w:rPr>
+              <w:t>0.0394</w:t>
+            </w:r>
+          </w:p>
+        </w:tc>
+        <w:tc>
+          <w:tcPr>
+            <w:tcW w:type="dxa" w:w="1624"/>
+          </w:tcPr>
+          <w:p>
+            <w:r/>
+            <w:r>
+              <w:rPr>
+                <w:sz w:val="18"/>
+              </w:rPr>
+              <w:t>0.1133</w:t>
+            </w:r>
+          </w:p>
+        </w:tc>
+        <w:tc>
+          <w:tcPr>
+            <w:tcW w:type="dxa" w:w="1624"/>
+          </w:tcPr>
+          <w:p>
+            <w:r/>
+            <w:r>
+              <w:rPr>
+                <w:sz w:val="18"/>
+              </w:rPr>
+              <w:t>0.8065</w:t>
+            </w:r>
+          </w:p>
+        </w:tc>
+        <w:tc>
+          <w:tcPr>
+            <w:tcW w:type="dxa" w:w="1624"/>
+          </w:tcPr>
+          <w:p>
+            <w:r/>
+            <w:r>
+              <w:rPr>
+                <w:sz w:val="18"/>
+              </w:rPr>
+              <w:t>-786.19</w:t>
+            </w:r>
+          </w:p>
+        </w:tc>
+      </w:tr>
+      <w:tr>
+        <w:tc>
+          <w:tcPr>
+            <w:tcW w:type="dxa" w:w="1624"/>
+          </w:tcPr>
+          <w:p>
+            <w:r/>
+            <w:r>
+              <w:rPr>
+                <w:sz w:val="18"/>
+              </w:rPr>
               <w:t>TGARCH+E.V</w:t>
             </w:r>
           </w:p>
         </w:tc>
         <w:tc>
           <w:tcPr>
-            <w:tcW w:type="dxa" w:w="3249"/>
+            <w:tcW w:type="dxa" w:w="1624"/>
           </w:tcPr>
           <w:p>
             <w:r/>
@@ -17588,13 +17238,13 @@
               <w:rPr>
                 <w:sz w:val="18"/>
               </w:rPr>
-              <w:t>-0.036738</w:t>
-            </w:r>
-          </w:p>
-        </w:tc>
-        <w:tc>
-          <w:tcPr>
-            <w:tcW w:type="dxa" w:w="3249"/>
+              <w:t>0.016113</w:t>
+            </w:r>
+          </w:p>
+        </w:tc>
+        <w:tc>
+          <w:tcPr>
+            <w:tcW w:type="dxa" w:w="1624"/>
           </w:tcPr>
           <w:p>
             <w:r/>
@@ -17602,7 +17252,221 @@
               <w:rPr>
                 <w:sz w:val="18"/>
               </w:rPr>
-              <w:t>0.126682</w:t>
+              <w:t>0.0282</w:t>
+            </w:r>
+          </w:p>
+        </w:tc>
+        <w:tc>
+          <w:tcPr>
+            <w:tcW w:type="dxa" w:w="1624"/>
+          </w:tcPr>
+          <w:p>
+            <w:r/>
+            <w:r>
+              <w:rPr>
+                <w:sz w:val="18"/>
+              </w:rPr>
+              <w:t>0.1353</w:t>
+            </w:r>
+          </w:p>
+        </w:tc>
+        <w:tc>
+          <w:tcPr>
+            <w:tcW w:type="dxa" w:w="1624"/>
+          </w:tcPr>
+          <w:p>
+            <w:r/>
+            <w:r>
+              <w:rPr>
+                <w:sz w:val="18"/>
+              </w:rPr>
+              <w:t>0.8019</w:t>
+            </w:r>
+          </w:p>
+        </w:tc>
+        <w:tc>
+          <w:tcPr>
+            <w:tcW w:type="dxa" w:w="1624"/>
+          </w:tcPr>
+          <w:p>
+            <w:r/>
+            <w:r>
+              <w:rPr>
+                <w:sz w:val="18"/>
+              </w:rPr>
+              <w:t>-781.90</w:t>
+            </w:r>
+          </w:p>
+        </w:tc>
+      </w:tr>
+      <w:tr>
+        <w:tc>
+          <w:tcPr>
+            <w:tcW w:type="dxa" w:w="1624"/>
+          </w:tcPr>
+          <w:p>
+            <w:r/>
+            <w:r>
+              <w:rPr>
+                <w:sz w:val="18"/>
+              </w:rPr>
+              <w:t>HAR-GARCH</w:t>
+            </w:r>
+          </w:p>
+        </w:tc>
+        <w:tc>
+          <w:tcPr>
+            <w:tcW w:type="dxa" w:w="1624"/>
+          </w:tcPr>
+          <w:p>
+            <w:r/>
+            <w:r>
+              <w:rPr>
+                <w:sz w:val="18"/>
+              </w:rPr>
+              <w:t>10.867861</w:t>
+            </w:r>
+          </w:p>
+        </w:tc>
+        <w:tc>
+          <w:tcPr>
+            <w:tcW w:type="dxa" w:w="1624"/>
+          </w:tcPr>
+          <w:p>
+            <w:r/>
+            <w:r>
+              <w:rPr>
+                <w:sz w:val="18"/>
+              </w:rPr>
+              <w:t>0.0016</w:t>
+            </w:r>
+          </w:p>
+        </w:tc>
+        <w:tc>
+          <w:tcPr>
+            <w:tcW w:type="dxa" w:w="1624"/>
+          </w:tcPr>
+          <w:p>
+            <w:r/>
+            <w:r>
+              <w:rPr>
+                <w:sz w:val="18"/>
+              </w:rPr>
+              <w:t>—</w:t>
+            </w:r>
+          </w:p>
+        </w:tc>
+        <w:tc>
+          <w:tcPr>
+            <w:tcW w:type="dxa" w:w="1624"/>
+          </w:tcPr>
+          <w:p>
+            <w:r/>
+            <w:r>
+              <w:rPr>
+                <w:sz w:val="18"/>
+              </w:rPr>
+              <w:t>0.7448</w:t>
+            </w:r>
+          </w:p>
+        </w:tc>
+        <w:tc>
+          <w:tcPr>
+            <w:tcW w:type="dxa" w:w="1624"/>
+          </w:tcPr>
+          <w:p>
+            <w:r/>
+            <w:r>
+              <w:rPr>
+                <w:sz w:val="18"/>
+              </w:rPr>
+              <w:t>-5917.59</w:t>
+            </w:r>
+          </w:p>
+        </w:tc>
+      </w:tr>
+      <w:tr>
+        <w:tc>
+          <w:tcPr>
+            <w:tcW w:type="dxa" w:w="1624"/>
+          </w:tcPr>
+          <w:p>
+            <w:r/>
+            <w:r>
+              <w:rPr>
+                <w:sz w:val="18"/>
+              </w:rPr>
+              <w:t>HAR-TGARCH</w:t>
+            </w:r>
+          </w:p>
+        </w:tc>
+        <w:tc>
+          <w:tcPr>
+            <w:tcW w:type="dxa" w:w="1624"/>
+          </w:tcPr>
+          <w:p>
+            <w:r/>
+            <w:r>
+              <w:rPr>
+                <w:sz w:val="18"/>
+              </w:rPr>
+              <w:t>29.627790</w:t>
+            </w:r>
+          </w:p>
+        </w:tc>
+        <w:tc>
+          <w:tcPr>
+            <w:tcW w:type="dxa" w:w="1624"/>
+          </w:tcPr>
+          <w:p>
+            <w:r/>
+            <w:r>
+              <w:rPr>
+                <w:sz w:val="18"/>
+              </w:rPr>
+              <w:t>0.0034</w:t>
+            </w:r>
+          </w:p>
+        </w:tc>
+        <w:tc>
+          <w:tcPr>
+            <w:tcW w:type="dxa" w:w="1624"/>
+          </w:tcPr>
+          <w:p>
+            <w:r/>
+            <w:r>
+              <w:rPr>
+                <w:sz w:val="18"/>
+              </w:rPr>
+              <w:t>1.9932</w:t>
+            </w:r>
+          </w:p>
+        </w:tc>
+        <w:tc>
+          <w:tcPr>
+            <w:tcW w:type="dxa" w:w="1624"/>
+          </w:tcPr>
+          <w:p>
+            <w:r/>
+            <w:r>
+              <w:rPr>
+                <w:sz w:val="18"/>
+              </w:rPr>
+              <w:t>0.0000</w:t>
+            </w:r>
+          </w:p>
+        </w:tc>
+        <w:tc>
+          <w:tcPr>
+            <w:tcW w:type="dxa" w:w="1624"/>
+          </w:tcPr>
+          <w:p>
+            <w:r/>
+            <w:r>
+              <w:rPr>
+                <w:sz w:val="18"/>
+              </w:rPr>
+              <w:t>-5867.09</w:t>
             </w:r>
           </w:p>
         </w:tc>
@@ -17616,7 +17480,7 @@
         <w:rPr>
           <w:sz w:val="18"/>
         </w:rPr>
-        <w:t>두 모형 모두 FNG 계수가 양(+), 거래량 계수가 음(−)으로 추정되었다. FNG의 절댓값이 거래량보다 크다.</w:t>
+        <w:t>외생변수 계수(표준화 기준) — GARCH+E.V: 거래량 -0.008042, FNG 0.018454 / TGARCH+E.V: 거래량 0.008789, FNG 0.023793.</w:t>
       </w:r>
     </w:p>
     <w:p>
@@ -17625,7 +17489,7 @@
           <w:b/>
           <w:sz w:val="26"/>
         </w:rPr>
-        <w:t>A.3 원 논문 서술과 어긋나는 점</w:t>
+        <w:t>A.4 재현 과정에서 확인된 사항</w:t>
       </w:r>
     </w:p>
     <w:p>
@@ -17636,7 +17500,7 @@
         <w:rPr>
           <w:sz w:val="20"/>
         </w:rPr>
-        <w:t>재현 결과가 원문과 다른 지점을 숨기지 않고 기록한다. 어느 쪽이 옳다고 단정하지 않으며, 판단에 필요한 정보를 남기는 것이 목적이다.</w:t>
+        <w:t>① 비대칭 계수는 오차분포 가정에 민감하다. 원 사양인 정규분포에서는 γ가 양수(+0.0986)로 재현되지만, Student-t 분포로 바꾸면 γ가 음수(−0.017)로 뒤집힌다. 암호화폐 수익률은 초과첨도가 39.9로 두터운 꼬리를 가지므로 t분포가 통계적으로 더 적절할 수 있으나, 그 경우 레버리지 효과의 방향이 달라진다. 결론을 인용할 때 분포 가정을 함께 밝히는 것이 안전하다.</w:t>
       </w:r>
     </w:p>
     <w:p>
@@ -17647,7 +17511,7 @@
         <w:rPr>
           <w:sz w:val="20"/>
         </w:rPr>
-        <w:t>① 비대칭 계수의 부호. 원문 4.2절은 TGARCH의 γ를 0.0990으로 보고하며 음의 충격이 변동성을 약 9.9% 더 키운다고 해석했다. 재현에서는 γ가 −0.0359(TGARCH), −0.0293(TGARCH+E.V)로 음수였다. 부호가 반대이므로 '레버리지 효과가 유의하게 존재한다'는 첫 번째 결론은 본 재현으로 뒷받침되지 않는다.</w:t>
+        <w:t>② 상관계수는 재현되지 않았다. 원자료로 다시 계산한 BTC 로그수익률과 FNG의 피어슨 상관은 0.0550(p=1.11e-02)으로, 본문이 서술한 0.72와 큰 차이가 있다. 원가격 기준으로 올려도 0.273, FNG 30일 이동평균과 비교해도 0.329였다. 반면 KOSPI(0.0017, p=0.938)와 NASDAQ(−0.0272, p=0.209)이 유의하지 않다는 결과는 동일해, 전통 금융시장과 무관하다는 결론은 유지된다.</w:t>
       </w:r>
     </w:p>
     <w:p>
@@ -17658,7 +17522,7 @@
         <w:rPr>
           <w:sz w:val="20"/>
         </w:rPr>
-        <w:t>② 변동성 지속성. 원문은 GARCH의 α+β를 0.9465로 보고했다. 재현에서는 수익률 기반 네 모형 모두 지속성이 1.0000으로, 정상성 제약의 경계에 정확히 붙었다(IGARCH). 조건부 분산이 발산하는 경계 상태로, 표본 기간의 변동성 구조가 단순 GARCH로는 충분히 설명되지 않을 가능성을 시사한다.</w:t>
+        <w:t>③ ARCH-LM 검정은 시차 선택에 민감하다. 시차 1에서 p=0.0296으로 유의하나 시차 2 이상에서는 유의하지 않았다(시차 12에서 p=0.4910). 본문이 보고한 p=0.000317은 재현되지 않았다.</w:t>
       </w:r>
     </w:p>
     <w:p>
@@ -17669,7 +17533,7 @@
         <w:rPr>
           <w:sz w:val="20"/>
         </w:rPr>
-        <w:t>③ 원문 내부의 불일치. Table 7은 GARCH의 β를 0.5480으로 적었으나 4.2절 본문은 β=0.8480, α+β=0.9465로 서술한다. 표의 값으로는 α+β=0.6465가 되어 본문과 맞지 않는다. 둘 중 하나는 오기로 보이며, 인용 시 주의가 필요하다.</w:t>
+        <w:t>④ 원문 내부 불일치. Table 7은 GARCH의 β를 0.5480으로 적었으나 4.2절 본문은 β=0.8480, α+β=0.9465로 서술한다. 표의 값으로는 α+β=0.6465가 되어 본문과 맞지 않는다.</w:t>
       </w:r>
     </w:p>
     <w:p>
@@ -17678,7 +17542,7 @@
           <w:b/>
           <w:sz w:val="26"/>
         </w:rPr>
-        <w:t>A.4 한계</w:t>
+        <w:t>A.5 한계</w:t>
       </w:r>
     </w:p>
     <w:p>
@@ -17689,7 +17553,7 @@
         <w:rPr>
           <w:sz w:val="20"/>
         </w:rPr>
-        <w:t>첫째, 원 분석 스크립트를 확보하지 못해 동일한 사양을 재현했다고 보장할 수 없다. R과 Python의 최적화 구현 차이만으로도 경계 근처의 추정치는 달라질 수 있다.</w:t>
+        <w:t>첫째, 원 분석 스크립트 전체를 확보하지 못했다. CODE(수정).pdf에 기록된 TGARCH 적합 사양만 확인 가능했고, 나머지 모형의 사양은 이를 준용해 추정했다.</w:t>
       </w:r>
     </w:p>
     <w:p>
@@ -17700,7 +17564,7 @@
         <w:rPr>
           <w:sz w:val="20"/>
         </w:rPr>
-        <w:t>둘째, 외생변수를 분산식이 아닌 평균식에 투입했으므로 원 논문 수식의 구현이 아니다. 분산식 투입을 위해서는 사용자 정의 변동성 프로세스 구현이 필요하다.</w:t>
+        <w:t>둘째, 외생변수를 분산식이 아닌 평균식에 투입했으므로 원 논문 수식의 구현이 아니다.</w:t>
       </w:r>
     </w:p>
     <w:p>
@@ -17711,7 +17575,7 @@
         <w:rPr>
           <w:sz w:val="20"/>
         </w:rPr>
-        <w:t>셋째, 본 부록은 In-Sample 추정치만 다룬다. 원문 4.2절이 보고한 R²(0.89/0.85/0.82)는 이를 뒷받침하는 표가 남아 있지 않아 재현 대상에서 제외했다.</w:t>
+        <w:t>셋째, 본문 4.2절이 보고한 R²(0.89/0.85/0.82)는 산출 근거가 남아 있지 않아 재현 대상에서 제외했다. HAR 계열은 실현변동성 계열에 적합하여 수익률 기반 모형과 척도가 달라, log-likelihood를 두 군 사이에서 직접 비교할 수 없다.</w:t>
       </w:r>
     </w:p>
     <w:sectPr>
